--- a/docs/Laporan-Model-Kecemasan-Remaja.docx
+++ b/docs/Laporan-Model-Kecemasan-Remaja.docx
@@ -1,6 +1,6 @@
 
 <file path=word/document.xml><?xml version="1.0" encoding="utf-8"?>
-<w:document xmlns:ns1="http://schemas.openxmlformats.org/markup-compatibility/2006" xmlns:ns2="http://schemas.openxmlformats.org/officeDocument/2006/relationships" xmlns:w="http://schemas.openxmlformats.org/wordprocessingml/2006/main" ns1:Ignorable="w14 w15 wp14">
+<w:document xmlns:wpc="http://schemas.microsoft.com/office/word/2010/wordprocessingCanvas" xmlns:mc="http://schemas.openxmlformats.org/markup-compatibility/2006" xmlns:o="urn:schemas-microsoft-com:office:office" xmlns:r="http://schemas.openxmlformats.org/officeDocument/2006/relationships" xmlns:m="http://schemas.openxmlformats.org/officeDocument/2006/math" xmlns:v="urn:schemas-microsoft-com:vml" xmlns:wp14="http://schemas.microsoft.com/office/word/2010/wordprocessingDrawing" xmlns:wp="http://schemas.openxmlformats.org/drawingml/2006/wordprocessingDrawing" xmlns:w10="urn:schemas-microsoft-com:office:word" xmlns:w="http://schemas.openxmlformats.org/wordprocessingml/2006/main" xmlns:w14="http://schemas.microsoft.com/office/word/2010/wordml" xmlns:w15="http://schemas.microsoft.com/office/word/2012/wordml" xmlns:wpg="http://schemas.microsoft.com/office/word/2010/wordprocessingGroup" xmlns:wpi="http://schemas.microsoft.com/office/word/2010/wordprocessingInk" xmlns:wne="http://schemas.microsoft.com/office/word/2006/wordml" xmlns:wps="http://schemas.microsoft.com/office/word/2010/wordprocessingShape" xmlns:cx="http://schemas.microsoft.com/office/drawing/2014/chartex" xmlns:cx1="http://schemas.microsoft.com/office/drawing/2015/9/8/chartex" xmlns:cx2="http://schemas.microsoft.com/office/drawing/2015/10/21/chartex" xmlns:cx3="http://schemas.microsoft.com/office/drawing/2016/5/9/chartex" xmlns:cx4="http://schemas.microsoft.com/office/drawing/2016/5/10/chartex" xmlns:cx5="http://schemas.microsoft.com/office/drawing/2016/5/11/chartex" xmlns:cx6="http://schemas.microsoft.com/office/drawing/2016/5/12/chartex" xmlns:cx7="http://schemas.microsoft.com/office/drawing/2016/5/13/chartex" xmlns:cx8="http://schemas.microsoft.com/office/drawing/2016/5/14/chartex" xmlns:aink="http://schemas.microsoft.com/office/drawing/2016/ink" xmlns:am3d="http://schemas.microsoft.com/office/drawing/2017/model3d" xmlns:w16cex="http://schemas.microsoft.com/office/word/2018/wordml/cex" xmlns:w16cid="http://schemas.microsoft.com/office/word/2016/wordml/cid" xmlns:w16="http://schemas.microsoft.com/office/word/2018/wordml" xmlns:w16sdtdh="http://schemas.microsoft.com/office/word/2020/wordml/sdtdatahash" xmlns:w16se="http://schemas.microsoft.com/office/word/2015/wordml/symex" mc:Ignorable="w14 w15 wp14">
   <w:body>
     <w:p>
       <w:pPr>
@@ -159,7 +159,7 @@
     </w:p>
     <w:p>
       <w:r>
-        <w:t xml:space="preserve">Laporan ini mendokumentasikan pembangunan model prediksi tingkat kecemasan pada 306 siswa SMK, mulai dari pengolahan data mentah hasil kuesioner sampai menjadi artefak yang siap dipakai untuk memprediksi siswa baru. Model menghasilkan tiga hal sekaligus untuk setiap siswa: perkiraan skor kecemasan pada skala 1–4, kategori (Rendah / Sedang / Tinggi / Sangat Tinggi), dan daftar faktor yang paling mendorong skor tersebut.</w:t>
+        <w:t xml:space="preserve">Laporan ini mendokumentasikan pembangunan model prediksi tingkat kecemasan pada 306 siswa SMK, mulai dari pengolahan data mentah hasil kuesioner sampai menjadi artefak yang siap dipakai untuk memprediksi siswa baru. Model menghasilkan tiga hal sekaligus untuk setiap siswa: perkiraan skor kecemasan pada skala 1–4, kategori (Rendah / Sedang / Tinggi), dan daftar faktor yang paling mendorong skor tersebut.</w:t>
       </w:r>
     </w:p>
     <w:p>
@@ -375,7 +375,7 @@
               <w:jc w:val="center"/>
             </w:pPr>
             <w:r>
-              <w:t xml:space="preserve">68,3%</w:t>
+              <w:t xml:space="preserve">69,3%</w:t>
             </w:r>
           </w:p>
         </w:tc>
@@ -389,7 +389,7 @@
               <w:jc w:val="left"/>
             </w:pPr>
             <w:r>
-              <w:t xml:space="preserve">QWK 0,647; tidak ada yang meleset 2 tingkat</w:t>
+              <w:t xml:space="preserve">QWK 0,734; satu siswa meleset dua tingkat</w:t>
             </w:r>
           </w:p>
         </w:tc>
@@ -1709,7 +1709,7 @@
               <w:jc w:val="center"/>
             </w:pPr>
             <w:r>
-              <w:t xml:space="preserve">68,3%</w:t>
+              <w:t xml:space="preserve">69,3%</w:t>
             </w:r>
           </w:p>
         </w:tc>
@@ -1743,7 +1743,7 @@
               <w:jc w:val="center"/>
             </w:pPr>
             <w:r>
-              <w:t xml:space="preserve">0,647</w:t>
+              <w:t xml:space="preserve">0,734</w:t>
             </w:r>
           </w:p>
         </w:tc>
@@ -1761,7 +1761,7 @@
     </w:p>
     <w:p>
       <w:r>
-        <w:t xml:space="preserve">MAE 0,2165 berarti selisih rata-rata antara skor prediksi dan skor sebenarnya sekitar 0,22 poin pada skala 1–4. Karena simpangan baku skor sebenarnya 0,47, error ini setara dengan kurang dari setengah simpangan baku. Model juga tidak pernah salah kategori lebih dari satu tingkat: dari 306 siswa, 209 tepat, 97 meleset satu tingkat, dan tidak ada yang meleset dua tingkat.</w:t>
+        <w:t xml:space="preserve">MAE 0,2165 berarti selisih rata-rata antara skor prediksi dan skor sebenarnya sekitar 0,22 poin pada skala 1–4. Karena simpangan baku skor sebenarnya 0,47, error ini setara dengan kurang dari setengah simpangan baku. Ketepatan kategorinya: dari 306 siswa, 212 tepat, 93 meleset satu tingkat, dan 1 siswa meleset dua tingkat.</w:t>
       </w:r>
     </w:p>
     <w:p>
@@ -2844,12 +2844,22 @@
         <w:pStyle w:val="Heading2"/>
       </w:pPr>
       <w:r>
-        <w:t xml:space="preserve">4.3 Kategori empat tingkat</w:t>
-      </w:r>
-    </w:p>
-    <w:p>
-      <w:r>
-        <w:t xml:space="preserve">Skor dipetakan ke empat kategori memakai batas 1,75; 2,50; dan 3,25. Perlu dicatat bahwa angka batas ini tidak tertulis di dokumen analisis sebelumnya; yang ada di sana hanya jumlah siswa per kategori (115 / 153 / 35 / 3). Batas tersebut direkonstruksi: pada pita selebar 0,75 (kelipatan 0,05, yaitu resolusi data karena skor adalah rata-rata 20 item), posisi 1,75 / 2,50 / 3,25 adalah satu-satunya yang mereproduksi jumlah itu persis. Bila lebar pita dibebaskan, lebar 0,70–0,75 juga menghasilkan jumlah yang sama, sehingga ambang ini konsisten dengan data, bukan satu-satunya kemungkinan secara matematis. Batas antara bin dan kategori juga tidak identik: nilai 1,75 masih masuk bin 4 tetapi sudah kategori Rendah, dan 2,50 masih bin 7 tetapi sudah kategori Sedang.</w:t>
+        <w:t xml:space="preserve">4.3 Kategori tiga tingkat</w:t>
+      </w:r>
+    </w:p>
+    <w:p>
+      <w:r>
+        <w:t xml:space="preserve">Skor dipetakan ke tiga kategori memakai dua batas: 1,70 dan 2,20. Batas ini bukan kutipan dari dokumen analisis sebelumnya. Dokumen itu hanya mencantumkan jumlah siswa per kategori pada skema empat tingkat (115 / 153 / 35 / 3), dan skema itu tidak lagi dipakai karena kelas teratasnya hanya berisi 3 siswa sehingga recall-nya 1 dari 3 dan angkanya tidak dapat dipertanggungjawabkan; skema itu tetap dicatat sebagai pembanding.</w:t>
+      </w:r>
+    </w:p>
+    <w:p>
+      <w:r>
+        <w:t xml:space="preserve">Batas 1,70 dan 2,20 dipilih dari grid dua parameter pada prediksi out-of-fold seluruh 306 siswa dengan kriteria QWK, bukan akurasi. Memilih ambang demi akurasi sengaja dihindari karena hasilnya skema yang menumpuk 238 dari 306 siswa di satu kelas: akurasinya 83,3% tetapi QWK hanya 0,56, jadi tampak bagus tanpa benar-benar membedakan siswa. Nilai yang terpilih berimpit dengan rata-rata sampel (1,967) dan simpangan bakunya (0,467), yaitu sekitar 0,57 simpangan baku di bawah rata-rata dan 0,50 simpangan baku di atasnya.</w:t>
+      </w:r>
+    </w:p>
+    <w:p>
+      <w:r>
+        <w:t xml:space="preserve">Karena ambang dipilih pada data yang sama dengan penilaiannya, angka di tabel berikut sedikit optimistis. Uji bersarang menjawab keberatan itu: ambang dipilih ulang di lipatan latih pada setiap lipatan lalu dinilai di lipatan uji selama 30 lipatan, hasilnya QWK 0,689 dan akurasi 66,0%. Keunggulan skema ini karena itu tidak hanya muncul di data yang dipakai memilihnya.</w:t>
       </w:r>
     </w:p>
     <w:tbl>
@@ -3006,7 +3016,7 @@
               <w:jc w:val="center"/>
             </w:pPr>
             <w:r>
-              <w:t xml:space="preserve">≤ 1,75</w:t>
+              <w:t xml:space="preserve">≤ 1,70</w:t>
             </w:r>
           </w:p>
         </w:tc>
@@ -3020,6 +3030,82 @@
               <w:jc w:val="center"/>
             </w:pPr>
             <w:r>
+              <w:t xml:space="preserve">103</w:t>
+            </w:r>
+          </w:p>
+        </w:tc>
+        <w:tc>
+          <w:tcPr>
+            <w:tcW w:type="dxa" w:w="2100"/>
+          </w:tcPr>
+          <w:p>
+            <w:pPr>
+              <w:spacing w:after="40" w:before="40"/>
+              <w:jc w:val="center"/>
+            </w:pPr>
+            <w:r>
+              <w:t xml:space="preserve">68,0%</w:t>
+            </w:r>
+          </w:p>
+        </w:tc>
+        <w:tc>
+          <w:tcPr>
+            <w:tcW w:type="dxa" w:w="1900"/>
+          </w:tcPr>
+          <w:p>
+            <w:pPr>
+              <w:spacing w:after="40" w:before="40"/>
+              <w:jc w:val="center"/>
+            </w:pPr>
+            <w:r>
+              <w:t xml:space="preserve">−0,13</w:t>
+            </w:r>
+          </w:p>
+        </w:tc>
+      </w:tr>
+      <w:tr>
+        <w:trPr>
+          <w:cantSplit/>
+          <w:tblHeader w:val="false"/>
+        </w:trPr>
+        <w:tc>
+          <w:tcPr>
+            <w:tcW w:type="dxa" w:w="1900"/>
+          </w:tcPr>
+          <w:p>
+            <w:pPr>
+              <w:spacing w:after="40" w:before="40"/>
+              <w:jc w:val="left"/>
+            </w:pPr>
+            <w:r>
+              <w:t xml:space="preserve">Sedang</w:t>
+            </w:r>
+          </w:p>
+        </w:tc>
+        <w:tc>
+          <w:tcPr>
+            <w:tcW w:type="dxa" w:w="1900"/>
+          </w:tcPr>
+          <w:p>
+            <w:pPr>
+              <w:spacing w:after="40" w:before="40"/>
+              <w:jc w:val="center"/>
+            </w:pPr>
+            <w:r>
+              <w:t xml:space="preserve">1,70 – 2,20</w:t>
+            </w:r>
+          </w:p>
+        </w:tc>
+        <w:tc>
+          <w:tcPr>
+            <w:tcW w:type="dxa" w:w="1500"/>
+          </w:tcPr>
+          <w:p>
+            <w:pPr>
+              <w:spacing w:after="40" w:before="40"/>
+              <w:jc w:val="center"/>
+            </w:pPr>
+            <w:r>
               <w:t xml:space="preserve">115</w:t>
             </w:r>
           </w:p>
@@ -3034,7 +3120,7 @@
               <w:jc w:val="center"/>
             </w:pPr>
             <w:r>
-              <w:t xml:space="preserve">69,6%</w:t>
+              <w:t xml:space="preserve">67,0%</w:t>
             </w:r>
           </w:p>
         </w:tc>
@@ -3048,7 +3134,7 @@
               <w:jc w:val="center"/>
             </w:pPr>
             <w:r>
-              <w:t xml:space="preserve">−0,13</w:t>
+              <w:t xml:space="preserve">−0,04</w:t>
             </w:r>
           </w:p>
         </w:tc>
@@ -3068,7 +3154,7 @@
               <w:jc w:val="left"/>
             </w:pPr>
             <w:r>
-              <w:t xml:space="preserve">Sedang</w:t>
+              <w:t xml:space="preserve">Tinggi</w:t>
             </w:r>
           </w:p>
         </w:tc>
@@ -3082,7 +3168,7 @@
               <w:jc w:val="center"/>
             </w:pPr>
             <w:r>
-              <w:t xml:space="preserve">1,75 – 2,50</w:t>
+              <w:t xml:space="preserve">&gt; 2,20</w:t>
             </w:r>
           </w:p>
         </w:tc>
@@ -3096,7 +3182,7 @@
               <w:jc w:val="center"/>
             </w:pPr>
             <w:r>
-              <w:t xml:space="preserve">153</w:t>
+              <w:t xml:space="preserve">88</w:t>
             </w:r>
           </w:p>
         </w:tc>
@@ -3110,7 +3196,7 @@
               <w:jc w:val="center"/>
             </w:pPr>
             <w:r>
-              <w:t xml:space="preserve">73,2%</w:t>
+              <w:t xml:space="preserve">73,9%</w:t>
             </w:r>
           </w:p>
         </w:tc>
@@ -3124,159 +3210,7 @@
               <w:jc w:val="center"/>
             </w:pPr>
             <w:r>
-              <w:t xml:space="preserve">−0,01</w:t>
-            </w:r>
-          </w:p>
-        </w:tc>
-      </w:tr>
-      <w:tr>
-        <w:trPr>
-          <w:cantSplit/>
-          <w:tblHeader w:val="false"/>
-        </w:trPr>
-        <w:tc>
-          <w:tcPr>
-            <w:tcW w:type="dxa" w:w="1900"/>
-          </w:tcPr>
-          <w:p>
-            <w:pPr>
-              <w:spacing w:after="40" w:before="40"/>
-              <w:jc w:val="left"/>
-            </w:pPr>
-            <w:r>
-              <w:t xml:space="preserve">Tinggi</w:t>
-            </w:r>
-          </w:p>
-        </w:tc>
-        <w:tc>
-          <w:tcPr>
-            <w:tcW w:type="dxa" w:w="1900"/>
-          </w:tcPr>
-          <w:p>
-            <w:pPr>
-              <w:spacing w:after="40" w:before="40"/>
-              <w:jc w:val="center"/>
-            </w:pPr>
-            <w:r>
-              <w:t xml:space="preserve">2,50 – 3,25</w:t>
-            </w:r>
-          </w:p>
-        </w:tc>
-        <w:tc>
-          <w:tcPr>
-            <w:tcW w:type="dxa" w:w="1500"/>
-          </w:tcPr>
-          <w:p>
-            <w:pPr>
-              <w:spacing w:after="40" w:before="40"/>
-              <w:jc w:val="center"/>
-            </w:pPr>
-            <w:r>
-              <w:t xml:space="preserve">35</w:t>
-            </w:r>
-          </w:p>
-        </w:tc>
-        <w:tc>
-          <w:tcPr>
-            <w:tcW w:type="dxa" w:w="2100"/>
-          </w:tcPr>
-          <w:p>
-            <w:pPr>
-              <w:spacing w:after="40" w:before="40"/>
-              <w:jc w:val="center"/>
-            </w:pPr>
-            <w:r>
-              <w:t xml:space="preserve">45,7%</w:t>
-            </w:r>
-          </w:p>
-        </w:tc>
-        <w:tc>
-          <w:tcPr>
-            <w:tcW w:type="dxa" w:w="1900"/>
-          </w:tcPr>
-          <w:p>
-            <w:pPr>
-              <w:spacing w:after="40" w:before="40"/>
-              <w:jc w:val="center"/>
-            </w:pPr>
-            <w:r>
-              <w:t xml:space="preserve">+0,32</w:t>
-            </w:r>
-          </w:p>
-        </w:tc>
-      </w:tr>
-      <w:tr>
-        <w:trPr>
-          <w:cantSplit/>
-          <w:tblHeader w:val="false"/>
-        </w:trPr>
-        <w:tc>
-          <w:tcPr>
-            <w:tcW w:type="dxa" w:w="1900"/>
-          </w:tcPr>
-          <w:p>
-            <w:pPr>
-              <w:spacing w:after="40" w:before="40"/>
-              <w:jc w:val="left"/>
-            </w:pPr>
-            <w:r>
-              <w:t xml:space="preserve">Sangat Tinggi</w:t>
-            </w:r>
-          </w:p>
-        </w:tc>
-        <w:tc>
-          <w:tcPr>
-            <w:tcW w:type="dxa" w:w="1900"/>
-          </w:tcPr>
-          <w:p>
-            <w:pPr>
-              <w:spacing w:after="40" w:before="40"/>
-              <w:jc w:val="center"/>
-            </w:pPr>
-            <w:r>
-              <w:t xml:space="preserve">&gt; 3,25</w:t>
-            </w:r>
-          </w:p>
-        </w:tc>
-        <w:tc>
-          <w:tcPr>
-            <w:tcW w:type="dxa" w:w="1500"/>
-          </w:tcPr>
-          <w:p>
-            <w:pPr>
-              <w:spacing w:after="40" w:before="40"/>
-              <w:jc w:val="center"/>
-            </w:pPr>
-            <w:r>
-              <w:t xml:space="preserve">3</w:t>
-            </w:r>
-          </w:p>
-        </w:tc>
-        <w:tc>
-          <w:tcPr>
-            <w:tcW w:type="dxa" w:w="2100"/>
-          </w:tcPr>
-          <w:p>
-            <w:pPr>
-              <w:spacing w:after="40" w:before="40"/>
-              <w:jc w:val="center"/>
-            </w:pPr>
-            <w:r>
-              <w:t xml:space="preserve">33,3%</w:t>
-            </w:r>
-          </w:p>
-        </w:tc>
-        <w:tc>
-          <w:tcPr>
-            <w:tcW w:type="dxa" w:w="1900"/>
-          </w:tcPr>
-          <w:p>
-            <w:pPr>
-              <w:spacing w:after="40" w:before="40"/>
-              <w:jc w:val="center"/>
-            </w:pPr>
-            <w:r>
-              <w:t xml:space="preserve">+0,43</w:t>
+              <w:t xml:space="preserve">+0,17</w:t>
             </w:r>
           </w:p>
         </w:tc>
@@ -3294,7 +3228,7 @@
     </w:p>
     <w:p>
       <w:r>
-        <w:t xml:space="preserve">Dua kategori terbawah diprediksi cukup baik (sekitar 70%), sedangkan kategori Tinggi dan Sangat Tinggi jauh lebih sulit (46% dan 33%) karena jumlah kasusnya sedikit dan prediksi model sedikit terkompresi ke tengah. Untuk keperluan penyaringan, ini arah kesalahan yang perlu diwaspadai: siswa yang paling membutuhkan perhatian justru yang paling sering turun kategori.</w:t>
+        <w:t xml:space="preserve">Ketiga tingkat diprediksi cukup seimbang (68% / 67% / 74%), berbeda dari skema empat tingkat yang meninggalkan kelas teratas pada 33%. Konsekuensi yang perlu dinyatakan: dengan batas 2,20, kategori Tinggi berisi 88 siswa atau 29% dari sampel, bukan 38 siswa seperti pada batas 2,50. Pada batas lama itu hanya separuh siswa berisiko tinggi yang tertandai (sensitivitas 50%, spesifisitas 93%); pada batas 2,20 sensitivitasnya 74% dengan spesifisitas 90%. Batas bin tidak berimpit dengan batas kategori: nilai 1,70 sudah kategori Rendah padahal masih bin 3, dan 2,20 sudah kategori Sedang padahal masih bin 5.</w:t>
       </w:r>
     </w:p>
     <w:p>
@@ -4035,7 +3969,7 @@
     </w:p>
     <w:p>
       <w:r>
-        <w:t xml:space="preserve">Model menerima satu berkas CSV (atau format tabel lain) berisi banyak siswa sekaligus. Setiap baris memuat 76 kolom masukan dengan nama kolom yang sama seperti data pelatihan, dan kolom pengenal bersifat opsional. Keluarannya berupa CSV berisi skor, kategori, serta lima faktor paling berpengaruh beserta sumbangannya untuk tiap siswa.</w:t>
+        <w:t xml:space="preserve">Model menerima satu berkas CSV (atau format tabel lain) berisi banyak siswa sekaligus. Setiap baris memuat 76 kolom masukan dengan nama kolom yang sama seperti data pelatihan, dan kolom pengenal bersifat opsional. Keluarannya berupa CSV berisi skor, kategori tiga tingkat, serta lima faktor paling berpengaruh beserta sumbangannya untuk tiap siswa.</w:t>
       </w:r>
     </w:p>
     <w:p>
@@ -4083,7 +4017,7 @@
         </w:numPr>
       </w:pPr>
       <w:r>
-        <w:t xml:space="preserve">Gunakan kategori Tinggi dan Sangat Tinggi sebagai penanda untuk ditindaklanjuti, bukan sebagai diagnosis.</w:t>
+        <w:t xml:space="preserve">Gunakan kategori Tinggi sebagai penanda untuk ditindaklanjuti, bukan sebagai diagnosis.</w:t>
       </w:r>
     </w:p>
     <w:p>
@@ -4662,7 +4596,7 @@
         </w:numPr>
       </w:pPr>
       <w:r>
-        <w:t xml:space="preserve">Penaksiran terlalu rendah pada siswa berisiko tinggi. Pada validasi silang, hanya 50% siswa dengan skor di atas 2,50 yang tertandai (sensitivitas 50%, spesifisitas 93%). Kategori Tinggi sulit diprediksi (46% tepat), dan kategori Sangat Tinggi hanya berisi 3 siswa sehingga tidak dapat dinilai secara andal.</w:t>
+        <w:t xml:space="preserve">Penaksiran terlalu rendah pada siswa berisiko tinggi masih ada, tetapi jauh lebih kecil daripada pada skema lama. Dengan batas 2,20, 74% siswa berisiko tinggi tertandai (sensitivitas 74%, spesifisitas 90%); pada batas 2,50 angkanya hanya 50%. Konsekuensinya kategori Tinggi berisi 88 siswa atau 29% sampel, jadi penandaan ini untuk penyaringan awal, bukan diagnosis.</w:t>
       </w:r>
     </w:p>
     <w:p>
@@ -4686,7 +4620,7 @@
         </w:numPr>
       </w:pPr>
       <w:r>
-        <w:t xml:space="preserve">Label di dekat batas tidak stabil. Reliabilitas 20 item menghasilkan error baku pengukuran 0,154, sehingga siswa yang nilainya dalam ±0,15 dari sebuah batas dapat berpindah kategori hanya karena error pengukuran; ini mencakup 160 dari 306 siswa. Memperbaikinya memerlukan instrumen yang lebih panjang, bukan penggeseran ambang.</w:t>
+        <w:t xml:space="preserve">Label di dekat batas tidak stabil. Reliabilitas 20 item menghasilkan error baku pengukuran 0,153, sehingga siswa yang nilainya dalam ±0,15 dari batas 1,70 atau 2,20 dapat berpindah kategori hanya karena error pengukuran; ini mencakup 160 dari 306 siswa. Memperbaikinya memerlukan instrumen yang lebih panjang, bukan penggeseran ambang.</w:t>
       </w:r>
     </w:p>
     <w:p>
@@ -4698,7 +4632,7 @@
         </w:numPr>
       </w:pPr>
       <w:r>
-        <w:t xml:space="preserve">Batas bin dan batas kategori tidak identik (1,75 masih bin 4 tetapi sudah kategori Rendah), sehingga tabel per bin dan tabel kategori tidak boleh dibaca sebagai hal yang sama.</w:t>
+        <w:t xml:space="preserve">Batas kategori dan batas bin tidak berimpit (1,70 masih bin 3 tetapi sudah kategori Rendah, 2,20 masih bin 5 tetapi sudah kategori Sedang), sehingga tabel per bin dan tabel kategori tidak boleh dibaca sebagai hal yang sama.</w:t>
       </w:r>
     </w:p>
     <w:p>
@@ -4710,7 +4644,7 @@
         </w:numPr>
       </w:pPr>
       <w:r>
-        <w:t xml:space="preserve">Batas kategori bersifat rekonstruksi, dan tidak teridentifikasi tunggal: lebar pita 0,70–0,75 juga mereproduksi jumlah per kategori yang sama. Angka ambang diambil dari pilihan yang konsisten dengan grid data, bukan dari dokumen aslinya.</w:t>
+        <w:t xml:space="preserve">Batas kategori dipilih pada data yang sama yang dipakai menilainya, sehingga angka 69,3% dan QWK 0,734 sedikit optimistis. Uji bersarang memberi QWK 0,689 dan akurasi 66,0%, dan itulah perkiraan yang lebih jujur untuk siswa baru. Skema empat tingkat dokumen sebelumnya (115/153/35/3) hanya dipakai sebagai pembanding, bukan patokan.</w:t>
       </w:r>
     </w:p>
     <w:p>
@@ -4759,7 +4693,7 @@
     </w:p>
     <w:p>
       <w:r>
-        <w:t xml:space="preserve">Model yang dibangun mampu memperkirakan skor kecemasan siswa dengan error rata-rata 0,2165 pada skala 1–4 dan menjelaskan 63,1% keragaman, lebih baik daripada regresi sembilan prediktor pada protokol yang sama (0,2469; R² 0,534). Selain skor, model menghasilkan kategori empat tingkat dan penjelasan faktor per siswa, sehingga hasilnya dapat dibaca oleh pengguna non-teknis.</w:t>
+        <w:t xml:space="preserve">Model yang dibangun mampu memperkirakan skor kecemasan siswa dengan error rata-rata 0,2165 pada skala 1–4 dan menjelaskan 63,1% keragaman, lebih baik daripada regresi sembilan prediktor pada protokol yang sama (0,2469; R² 0,534). Selain skor, model menghasilkan kategori tiga tingkat dan penjelasan faktor per siswa, sehingga hasilnya dapat dibaca oleh pengguna non-teknis.</w:t>
       </w:r>
     </w:p>
     <w:p>
@@ -4783,7 +4717,7 @@
         </w:numPr>
       </w:pPr>
       <w:r>
-        <w:t xml:space="preserve">Untuk keperluan penyaringan, pertimbangkan titik potong yang lebih rendah daripada 2,50, karena pada batas itu separuh siswa berisiko tinggi tidak tertandai; keputusan ini perlu mempertimbangkan ketersediaan tenaga pendamping.</w:t>
+        <w:t xml:space="preserve">Batas 2,20 sudah menaikkan sensitivitas dari 50% ke 74% dengan spesifisitas 90%. Bila sekolah membutuhkan penandaan yang lebih longgar lagi, batasnya dapat diturunkan, tetapi spesifisitas akan turun dan jumlah siswa yang perlu didekati bertambah; keputusan itu sebaiknya diambil bersama pembimbing.</w:t>
       </w:r>
     </w:p>
     <w:p>
@@ -5126,8 +5060,8 @@
       </w:r>
     </w:p>
     <w:sectPr>
-      <w:headerReference w:type="default" ns2:id="rId7"/>
-      <w:footerReference w:type="default" ns2:id="rId8"/>
+      <w:headerReference w:type="default" r:id="rId7"/>
+      <w:footerReference w:type="default" r:id="rId8"/>
       <w:pgSz w:w="11906" w:h="16838" w:orient="portrait"/>
       <w:pgMar w:top="1440" w:right="1700" w:bottom="1440" w:left="1700" w:header="708" w:footer="708" w:gutter="0"/>
       <w:pgNumType/>
